--- a/SACF.docx
+++ b/SACF.docx
@@ -1,10 +1,10 @@
 
 <file path=word/document.xml><?xml version="1.0" encoding="utf-8"?>
-<w:document xmlns:wpc="http://schemas.microsoft.com/office/word/2010/wordprocessingCanvas" xmlns:cx="http://schemas.microsoft.com/office/drawing/2014/chartex" xmlns:cx1="http://schemas.microsoft.com/office/drawing/2015/9/8/chartex" xmlns:cx2="http://schemas.microsoft.com/office/drawing/2015/10/21/chartex" xmlns:cx3="http://schemas.microsoft.com/office/drawing/2016/5/9/chartex" xmlns:cx4="http://schemas.microsoft.com/office/drawing/2016/5/10/chartex" xmlns:cx5="http://schemas.microsoft.com/office/drawing/2016/5/11/chartex" xmlns:cx6="http://schemas.microsoft.com/office/drawing/2016/5/12/chartex" xmlns:cx7="http://schemas.microsoft.com/office/drawing/2016/5/13/chartex" xmlns:cx8="http://schemas.microsoft.com/office/drawing/2016/5/14/chartex" xmlns:mc="http://schemas.openxmlformats.org/markup-compatibility/2006" xmlns:aink="http://schemas.microsoft.com/office/drawing/2016/ink" xmlns:am3d="http://schemas.microsoft.com/office/drawing/2017/model3d" xmlns:o="urn:schemas-microsoft-com:office:office" xmlns:oel="http://schemas.microsoft.com/office/2019/extlst" xmlns:r="http://schemas.openxmlformats.org/officeDocument/2006/relationships" xmlns:m="http://schemas.openxmlformats.org/officeDocument/2006/math" xmlns:v="urn:schemas-microsoft-com:vml" xmlns:wp14="http://schemas.microsoft.com/office/word/2010/wordprocessingDrawing" xmlns:wp="http://schemas.openxmlformats.org/drawingml/2006/wordprocessingDrawing" xmlns:w10="urn:schemas-microsoft-com:office:word" xmlns:w="http://schemas.openxmlformats.org/wordprocessingml/2006/main" xmlns:w14="http://schemas.microsoft.com/office/word/2010/wordml" xmlns:w15="http://schemas.microsoft.com/office/word/2012/wordml" xmlns:w16cex="http://schemas.microsoft.com/office/word/2018/wordml/cex" xmlns:w16cid="http://schemas.microsoft.com/office/word/2016/wordml/cid" xmlns:w16="http://schemas.microsoft.com/office/word/2018/wordml" xmlns:w16sdtdh="http://schemas.microsoft.com/office/word/2020/wordml/sdtdatahash" xmlns:w16se="http://schemas.microsoft.com/office/word/2015/wordml/symex" xmlns:wpg="http://schemas.microsoft.com/office/word/2010/wordprocessingGroup" xmlns:wpi="http://schemas.microsoft.com/office/word/2010/wordprocessingInk" xmlns:wne="http://schemas.microsoft.com/office/word/2006/wordml" xmlns:wps="http://schemas.microsoft.com/office/word/2010/wordprocessingShape" mc:Ignorable="w14 w15 w16se w16cid w16 w16cex w16sdtdh wp14">
+<w:document xmlns:wpc="http://schemas.microsoft.com/office/word/2010/wordprocessingCanvas" xmlns:cx="http://schemas.microsoft.com/office/drawing/2014/chartex" xmlns:cx1="http://schemas.microsoft.com/office/drawing/2015/9/8/chartex" xmlns:cx2="http://schemas.microsoft.com/office/drawing/2015/10/21/chartex" xmlns:cx3="http://schemas.microsoft.com/office/drawing/2016/5/9/chartex" xmlns:cx4="http://schemas.microsoft.com/office/drawing/2016/5/10/chartex" xmlns:cx5="http://schemas.microsoft.com/office/drawing/2016/5/11/chartex" xmlns:cx6="http://schemas.microsoft.com/office/drawing/2016/5/12/chartex" xmlns:cx7="http://schemas.microsoft.com/office/drawing/2016/5/13/chartex" xmlns:cx8="http://schemas.microsoft.com/office/drawing/2016/5/14/chartex" xmlns:mc="http://schemas.openxmlformats.org/markup-compatibility/2006" xmlns:aink="http://schemas.microsoft.com/office/drawing/2016/ink" xmlns:am3d="http://schemas.microsoft.com/office/drawing/2017/model3d" xmlns:o="urn:schemas-microsoft-com:office:office" xmlns:oel="http://schemas.microsoft.com/office/2019/extlst" xmlns:r="http://schemas.openxmlformats.org/officeDocument/2006/relationships" xmlns:m="http://schemas.openxmlformats.org/officeDocument/2006/math" xmlns:v="urn:schemas-microsoft-com:vml" xmlns:wp14="http://schemas.microsoft.com/office/word/2010/wordprocessingDrawing" xmlns:wp="http://schemas.openxmlformats.org/drawingml/2006/wordprocessingDrawing" xmlns:w10="urn:schemas-microsoft-com:office:word" xmlns:w="http://schemas.openxmlformats.org/wordprocessingml/2006/main" xmlns:w14="http://schemas.microsoft.com/office/word/2010/wordml" xmlns:w15="http://schemas.microsoft.com/office/word/2012/wordml" xmlns:w16cex="http://schemas.microsoft.com/office/word/2018/wordml/cex" xmlns:w16cid="http://schemas.microsoft.com/office/word/2016/wordml/cid" xmlns:w16="http://schemas.microsoft.com/office/word/2018/wordml" xmlns:w16du="http://schemas.microsoft.com/office/word/2023/wordml/word16du" xmlns:w16sdtdh="http://schemas.microsoft.com/office/word/2020/wordml/sdtdatahash" xmlns:w16se="http://schemas.microsoft.com/office/word/2015/wordml/symex" xmlns:wpg="http://schemas.microsoft.com/office/word/2010/wordprocessingGroup" xmlns:wpi="http://schemas.microsoft.com/office/word/2010/wordprocessingInk" xmlns:wne="http://schemas.microsoft.com/office/word/2006/wordml" xmlns:wps="http://schemas.microsoft.com/office/word/2010/wordprocessingShape" mc:Ignorable="w14 w15 w16se w16cid w16 w16cex w16sdtdh w16du wp14">
   <w:body>
     <w:p>
       <w:pPr>
-        <w:pStyle w:val="Nadpis1"/>
+        <w:pStyle w:val="1"/>
         <w:jc w:val="center"/>
       </w:pPr>
       <w:bookmarkStart w:id="0" w:name="_Toc183512490"/>
@@ -45,7 +45,7 @@
       <w:sdtContent>
         <w:p>
           <w:pPr>
-            <w:pStyle w:val="Nadpisobsahu"/>
+            <w:pStyle w:val="a3"/>
             <w:rPr>
               <w:noProof/>
             </w:rPr>
@@ -69,7 +69,7 @@
         </w:p>
         <w:p>
           <w:pPr>
-            <w:pStyle w:val="Obsah1"/>
+            <w:pStyle w:val="11"/>
             <w:rPr>
               <w:rFonts w:eastAsiaTheme="minorEastAsia"/>
               <w:lang w:eastAsia="cs-CZ"/>
@@ -78,7 +78,7 @@
           <w:hyperlink w:anchor="_Toc183600262" w:history="1">
             <w:r>
               <w:rPr>
-                <w:rStyle w:val="Hypertextovodkaz"/>
+                <w:rStyle w:val="a4"/>
               </w:rPr>
               <w:t>SACF</w:t>
             </w:r>
@@ -127,7 +127,7 @@
         </w:p>
         <w:p>
           <w:pPr>
-            <w:pStyle w:val="Obsah1"/>
+            <w:pStyle w:val="11"/>
             <w:rPr>
               <w:rFonts w:eastAsiaTheme="minorEastAsia"/>
               <w:lang w:eastAsia="cs-CZ"/>
@@ -136,7 +136,7 @@
           <w:hyperlink w:anchor="_Toc183600263" w:history="1">
             <w:r>
               <w:rPr>
-                <w:rStyle w:val="Hypertextovodkaz"/>
+                <w:rStyle w:val="a4"/>
                 <w:b/>
                 <w:bCs/>
               </w:rPr>
@@ -187,7 +187,7 @@
         </w:p>
         <w:p>
           <w:pPr>
-            <w:pStyle w:val="Obsah1"/>
+            <w:pStyle w:val="11"/>
             <w:rPr>
               <w:rFonts w:eastAsiaTheme="minorEastAsia"/>
               <w:lang w:eastAsia="cs-CZ"/>
@@ -196,7 +196,7 @@
           <w:hyperlink w:anchor="_Toc183600264" w:history="1">
             <w:r>
               <w:rPr>
-                <w:rStyle w:val="Hypertextovodkaz"/>
+                <w:rStyle w:val="a4"/>
                 <w:b/>
                 <w:bCs/>
               </w:rPr>
@@ -247,7 +247,7 @@
         </w:p>
         <w:p>
           <w:pPr>
-            <w:pStyle w:val="Obsah1"/>
+            <w:pStyle w:val="11"/>
             <w:rPr>
               <w:rFonts w:eastAsiaTheme="minorEastAsia"/>
               <w:lang w:eastAsia="cs-CZ"/>
@@ -256,7 +256,7 @@
           <w:hyperlink w:anchor="_Toc183600265" w:history="1">
             <w:r>
               <w:rPr>
-                <w:rStyle w:val="Hypertextovodkaz"/>
+                <w:rStyle w:val="a4"/>
                 <w:b/>
                 <w:bCs/>
               </w:rPr>
@@ -307,7 +307,7 @@
         </w:p>
         <w:p>
           <w:pPr>
-            <w:pStyle w:val="Obsah1"/>
+            <w:pStyle w:val="11"/>
             <w:rPr>
               <w:rFonts w:eastAsiaTheme="minorEastAsia"/>
               <w:lang w:eastAsia="cs-CZ"/>
@@ -316,7 +316,7 @@
           <w:hyperlink w:anchor="_Toc183600266" w:history="1">
             <w:r>
               <w:rPr>
-                <w:rStyle w:val="Hypertextovodkaz"/>
+                <w:rStyle w:val="a4"/>
                 <w:b/>
                 <w:bCs/>
               </w:rPr>
@@ -367,7 +367,7 @@
         </w:p>
         <w:p>
           <w:pPr>
-            <w:pStyle w:val="Obsah1"/>
+            <w:pStyle w:val="11"/>
             <w:rPr>
               <w:rFonts w:eastAsiaTheme="minorEastAsia"/>
               <w:lang w:eastAsia="cs-CZ"/>
@@ -376,7 +376,7 @@
           <w:hyperlink w:anchor="_Toc183600267" w:history="1">
             <w:r>
               <w:rPr>
-                <w:rStyle w:val="Hypertextovodkaz"/>
+                <w:rStyle w:val="a4"/>
                 <w:b/>
                 <w:bCs/>
               </w:rPr>
@@ -453,7 +453,7 @@
     <w:p/>
     <w:p>
       <w:pPr>
-        <w:pStyle w:val="Nadpis1"/>
+        <w:pStyle w:val="1"/>
         <w:jc w:val="center"/>
         <w:rPr>
           <w:b/>
@@ -507,8 +507,13 @@
         <w:t>prodávat hry na e-shopu</w:t>
       </w:r>
       <w:r>
-        <w:t>, launcheru</w:t>
-      </w:r>
+        <w:t xml:space="preserve">, </w:t>
+      </w:r>
+      <w:proofErr w:type="spellStart"/>
+      <w:r>
+        <w:t>launcheru</w:t>
+      </w:r>
+      <w:proofErr w:type="spellEnd"/>
       <w:r>
         <w:t>. E-shop pomáhá uživatelům najit hry na internetu, a koupit</w:t>
       </w:r>
@@ -518,7 +523,7 @@
     </w:p>
     <w:p>
       <w:pPr>
-        <w:pStyle w:val="Odstavecseseznamem"/>
+        <w:pStyle w:val="a5"/>
         <w:numPr>
           <w:ilvl w:val="0"/>
           <w:numId w:val="2"/>
@@ -545,7 +550,7 @@
     </w:p>
     <w:p>
       <w:pPr>
-        <w:pStyle w:val="Odstavecseseznamem"/>
+        <w:pStyle w:val="a5"/>
         <w:numPr>
           <w:ilvl w:val="0"/>
           <w:numId w:val="2"/>
@@ -561,12 +566,26 @@
         <w:rPr>
           <w:lang w:val="en-US"/>
         </w:rPr>
-        <w:t>(PC, PlayStation, Xbox, atd.)</w:t>
-      </w:r>
-    </w:p>
-    <w:p>
-      <w:pPr>
-        <w:pStyle w:val="Odstavecseseznamem"/>
+        <w:t xml:space="preserve">(PC, PlayStation, Xbox, </w:t>
+      </w:r>
+      <w:proofErr w:type="spellStart"/>
+      <w:r>
+        <w:rPr>
+          <w:lang w:val="en-US"/>
+        </w:rPr>
+        <w:t>atd</w:t>
+      </w:r>
+      <w:proofErr w:type="spellEnd"/>
+      <w:r>
+        <w:rPr>
+          <w:lang w:val="en-US"/>
+        </w:rPr>
+        <w:t>.)</w:t>
+      </w:r>
+    </w:p>
+    <w:p>
+      <w:pPr>
+        <w:pStyle w:val="a5"/>
         <w:numPr>
           <w:ilvl w:val="0"/>
           <w:numId w:val="2"/>
@@ -586,7 +605,7 @@
     </w:p>
     <w:p>
       <w:pPr>
-        <w:pStyle w:val="Odstavecseseznamem"/>
+        <w:pStyle w:val="a5"/>
         <w:numPr>
           <w:ilvl w:val="0"/>
           <w:numId w:val="3"/>
@@ -607,7 +626,7 @@
     </w:p>
     <w:p>
       <w:pPr>
-        <w:pStyle w:val="Odstavecseseznamem"/>
+        <w:pStyle w:val="a5"/>
         <w:numPr>
           <w:ilvl w:val="0"/>
           <w:numId w:val="3"/>
@@ -634,7 +653,7 @@
     </w:p>
     <w:p>
       <w:pPr>
-        <w:pStyle w:val="Odstavecseseznamem"/>
+        <w:pStyle w:val="a5"/>
         <w:numPr>
           <w:ilvl w:val="0"/>
           <w:numId w:val="3"/>
@@ -663,7 +682,7 @@
     </w:p>
     <w:p>
       <w:pPr>
-        <w:pStyle w:val="Nadpis1"/>
+        <w:pStyle w:val="1"/>
         <w:jc w:val="center"/>
         <w:rPr>
           <w:b/>
@@ -742,7 +761,21 @@
         <w:rPr>
           <w:lang w:val="en-US"/>
         </w:rPr>
-        <w:t>bookman, upriver údajů)</w:t>
+        <w:t xml:space="preserve">bookman, upriver </w:t>
+      </w:r>
+      <w:proofErr w:type="spellStart"/>
+      <w:r>
+        <w:rPr>
+          <w:lang w:val="en-US"/>
+        </w:rPr>
+        <w:t>údajů</w:t>
+      </w:r>
+      <w:proofErr w:type="spellEnd"/>
+      <w:r>
+        <w:rPr>
+          <w:lang w:val="en-US"/>
+        </w:rPr>
+        <w:t>)</w:t>
       </w:r>
     </w:p>
     <w:p>
@@ -811,7 +844,7 @@
     <w:p/>
     <w:p>
       <w:pPr>
-        <w:pStyle w:val="Nadpis1"/>
+        <w:pStyle w:val="1"/>
         <w:jc w:val="center"/>
         <w:rPr>
           <w:b/>
@@ -874,7 +907,7 @@
     <w:p/>
     <w:p>
       <w:pPr>
-        <w:pStyle w:val="Nadpis1"/>
+        <w:pStyle w:val="1"/>
         <w:jc w:val="center"/>
         <w:rPr>
           <w:b/>
@@ -959,8 +992,13 @@
         <w:t>Web bude napsán na jazyce Python</w:t>
       </w:r>
       <w:r>
-        <w:t xml:space="preserve"> a React</w:t>
-      </w:r>
+        <w:t xml:space="preserve"> a </w:t>
+      </w:r>
+      <w:proofErr w:type="spellStart"/>
+      <w:r>
+        <w:t>React</w:t>
+      </w:r>
+      <w:proofErr w:type="spellEnd"/>
     </w:p>
     <w:p>
       <w:r>
@@ -970,7 +1008,7 @@
     <w:p/>
     <w:p>
       <w:pPr>
-        <w:pStyle w:val="Nadpis1"/>
+        <w:pStyle w:val="1"/>
         <w:jc w:val="center"/>
         <w:rPr>
           <w:b/>
@@ -990,6 +1028,9 @@
     <w:p/>
     <w:p>
       <w:r>
+        <w:rPr>
+          <w:noProof/>
+        </w:rPr>
         <w:lastRenderedPageBreak/>
         <w:drawing>
           <wp:inline distT="0" distB="0" distL="0" distR="0" wp14:anchorId="46A03E7A" wp14:editId="1C4ED475">
@@ -1028,6 +1069,9 @@
         </w:drawing>
       </w:r>
       <w:r>
+        <w:rPr>
+          <w:noProof/>
+        </w:rPr>
         <w:drawing>
           <wp:inline distT="0" distB="0" distL="0" distR="0" wp14:anchorId="2340B2B3" wp14:editId="466EE1D0">
             <wp:extent cx="5760720" cy="4402455"/>
@@ -1077,7 +1121,7 @@
 </file>
 
 <file path=word/endnotes.xml><?xml version="1.0" encoding="utf-8"?>
-<w:endnotes xmlns:wpc="http://schemas.microsoft.com/office/word/2010/wordprocessingCanvas" xmlns:cx="http://schemas.microsoft.com/office/drawing/2014/chartex" xmlns:cx1="http://schemas.microsoft.com/office/drawing/2015/9/8/chartex" xmlns:cx2="http://schemas.microsoft.com/office/drawing/2015/10/21/chartex" xmlns:cx3="http://schemas.microsoft.com/office/drawing/2016/5/9/chartex" xmlns:cx4="http://schemas.microsoft.com/office/drawing/2016/5/10/chartex" xmlns:cx5="http://schemas.microsoft.com/office/drawing/2016/5/11/chartex" xmlns:cx6="http://schemas.microsoft.com/office/drawing/2016/5/12/chartex" xmlns:cx7="http://schemas.microsoft.com/office/drawing/2016/5/13/chartex" xmlns:cx8="http://schemas.microsoft.com/office/drawing/2016/5/14/chartex" xmlns:mc="http://schemas.openxmlformats.org/markup-compatibility/2006" xmlns:aink="http://schemas.microsoft.com/office/drawing/2016/ink" xmlns:am3d="http://schemas.microsoft.com/office/drawing/2017/model3d" xmlns:o="urn:schemas-microsoft-com:office:office" xmlns:oel="http://schemas.microsoft.com/office/2019/extlst" xmlns:r="http://schemas.openxmlformats.org/officeDocument/2006/relationships" xmlns:m="http://schemas.openxmlformats.org/officeDocument/2006/math" xmlns:v="urn:schemas-microsoft-com:vml" xmlns:wp14="http://schemas.microsoft.com/office/word/2010/wordprocessingDrawing" xmlns:wp="http://schemas.openxmlformats.org/drawingml/2006/wordprocessingDrawing" xmlns:w10="urn:schemas-microsoft-com:office:word" xmlns:w="http://schemas.openxmlformats.org/wordprocessingml/2006/main" xmlns:w14="http://schemas.microsoft.com/office/word/2010/wordml" xmlns:w15="http://schemas.microsoft.com/office/word/2012/wordml" xmlns:w16cex="http://schemas.microsoft.com/office/word/2018/wordml/cex" xmlns:w16cid="http://schemas.microsoft.com/office/word/2016/wordml/cid" xmlns:w16="http://schemas.microsoft.com/office/word/2018/wordml" xmlns:w16sdtdh="http://schemas.microsoft.com/office/word/2020/wordml/sdtdatahash" xmlns:w16se="http://schemas.microsoft.com/office/word/2015/wordml/symex" xmlns:wpg="http://schemas.microsoft.com/office/word/2010/wordprocessingGroup" xmlns:wpi="http://schemas.microsoft.com/office/word/2010/wordprocessingInk" xmlns:wne="http://schemas.microsoft.com/office/word/2006/wordml" xmlns:wps="http://schemas.microsoft.com/office/word/2010/wordprocessingShape" mc:Ignorable="w14 w15 w16se w16cid w16 w16cex w16sdtdh wp14">
+<w:endnotes xmlns:wpc="http://schemas.microsoft.com/office/word/2010/wordprocessingCanvas" xmlns:cx="http://schemas.microsoft.com/office/drawing/2014/chartex" xmlns:cx1="http://schemas.microsoft.com/office/drawing/2015/9/8/chartex" xmlns:cx2="http://schemas.microsoft.com/office/drawing/2015/10/21/chartex" xmlns:cx3="http://schemas.microsoft.com/office/drawing/2016/5/9/chartex" xmlns:cx4="http://schemas.microsoft.com/office/drawing/2016/5/10/chartex" xmlns:cx5="http://schemas.microsoft.com/office/drawing/2016/5/11/chartex" xmlns:cx6="http://schemas.microsoft.com/office/drawing/2016/5/12/chartex" xmlns:cx7="http://schemas.microsoft.com/office/drawing/2016/5/13/chartex" xmlns:cx8="http://schemas.microsoft.com/office/drawing/2016/5/14/chartex" xmlns:mc="http://schemas.openxmlformats.org/markup-compatibility/2006" xmlns:aink="http://schemas.microsoft.com/office/drawing/2016/ink" xmlns:am3d="http://schemas.microsoft.com/office/drawing/2017/model3d" xmlns:o="urn:schemas-microsoft-com:office:office" xmlns:oel="http://schemas.microsoft.com/office/2019/extlst" xmlns:r="http://schemas.openxmlformats.org/officeDocument/2006/relationships" xmlns:m="http://schemas.openxmlformats.org/officeDocument/2006/math" xmlns:v="urn:schemas-microsoft-com:vml" xmlns:wp14="http://schemas.microsoft.com/office/word/2010/wordprocessingDrawing" xmlns:wp="http://schemas.openxmlformats.org/drawingml/2006/wordprocessingDrawing" xmlns:w10="urn:schemas-microsoft-com:office:word" xmlns:w="http://schemas.openxmlformats.org/wordprocessingml/2006/main" xmlns:w14="http://schemas.microsoft.com/office/word/2010/wordml" xmlns:w15="http://schemas.microsoft.com/office/word/2012/wordml" xmlns:w16cex="http://schemas.microsoft.com/office/word/2018/wordml/cex" xmlns:w16cid="http://schemas.microsoft.com/office/word/2016/wordml/cid" xmlns:w16="http://schemas.microsoft.com/office/word/2018/wordml" xmlns:w16du="http://schemas.microsoft.com/office/word/2023/wordml/word16du" xmlns:w16sdtdh="http://schemas.microsoft.com/office/word/2020/wordml/sdtdatahash" xmlns:w16se="http://schemas.microsoft.com/office/word/2015/wordml/symex" xmlns:wpg="http://schemas.microsoft.com/office/word/2010/wordprocessingGroup" xmlns:wpi="http://schemas.microsoft.com/office/word/2010/wordprocessingInk" xmlns:wne="http://schemas.microsoft.com/office/word/2006/wordml" xmlns:wps="http://schemas.microsoft.com/office/word/2010/wordprocessingShape" mc:Ignorable="w14 w15 w16se w16cid w16 w16cex w16sdtdh w16du wp14">
   <w:endnote w:type="separator" w:id="-1">
     <w:p>
       <w:pPr>
@@ -1102,7 +1146,7 @@
 </file>
 
 <file path=word/footer1.xml><?xml version="1.0" encoding="utf-8"?>
-<w:ftr xmlns:wpc="http://schemas.microsoft.com/office/word/2010/wordprocessingCanvas" xmlns:cx="http://schemas.microsoft.com/office/drawing/2014/chartex" xmlns:cx1="http://schemas.microsoft.com/office/drawing/2015/9/8/chartex" xmlns:cx2="http://schemas.microsoft.com/office/drawing/2015/10/21/chartex" xmlns:cx3="http://schemas.microsoft.com/office/drawing/2016/5/9/chartex" xmlns:cx4="http://schemas.microsoft.com/office/drawing/2016/5/10/chartex" xmlns:cx5="http://schemas.microsoft.com/office/drawing/2016/5/11/chartex" xmlns:cx6="http://schemas.microsoft.com/office/drawing/2016/5/12/chartex" xmlns:cx7="http://schemas.microsoft.com/office/drawing/2016/5/13/chartex" xmlns:cx8="http://schemas.microsoft.com/office/drawing/2016/5/14/chartex" xmlns:mc="http://schemas.openxmlformats.org/markup-compatibility/2006" xmlns:aink="http://schemas.microsoft.com/office/drawing/2016/ink" xmlns:am3d="http://schemas.microsoft.com/office/drawing/2017/model3d" xmlns:o="urn:schemas-microsoft-com:office:office" xmlns:oel="http://schemas.microsoft.com/office/2019/extlst" xmlns:r="http://schemas.openxmlformats.org/officeDocument/2006/relationships" xmlns:m="http://schemas.openxmlformats.org/officeDocument/2006/math" xmlns:v="urn:schemas-microsoft-com:vml" xmlns:wp14="http://schemas.microsoft.com/office/word/2010/wordprocessingDrawing" xmlns:wp="http://schemas.openxmlformats.org/drawingml/2006/wordprocessingDrawing" xmlns:w10="urn:schemas-microsoft-com:office:word" xmlns:w="http://schemas.openxmlformats.org/wordprocessingml/2006/main" xmlns:w14="http://schemas.microsoft.com/office/word/2010/wordml" xmlns:w15="http://schemas.microsoft.com/office/word/2012/wordml" xmlns:w16cex="http://schemas.microsoft.com/office/word/2018/wordml/cex" xmlns:w16cid="http://schemas.microsoft.com/office/word/2016/wordml/cid" xmlns:w16="http://schemas.microsoft.com/office/word/2018/wordml" xmlns:w16sdtdh="http://schemas.microsoft.com/office/word/2020/wordml/sdtdatahash" xmlns:w16se="http://schemas.microsoft.com/office/word/2015/wordml/symex" xmlns:wpg="http://schemas.microsoft.com/office/word/2010/wordprocessingGroup" xmlns:wpi="http://schemas.microsoft.com/office/word/2010/wordprocessingInk" xmlns:wne="http://schemas.microsoft.com/office/word/2006/wordml" xmlns:wps="http://schemas.microsoft.com/office/word/2010/wordprocessingShape" mc:Ignorable="w14 w15 w16se w16cid w16 w16cex w16sdtdh wp14">
+<w:ftr xmlns:wpc="http://schemas.microsoft.com/office/word/2010/wordprocessingCanvas" xmlns:cx="http://schemas.microsoft.com/office/drawing/2014/chartex" xmlns:cx1="http://schemas.microsoft.com/office/drawing/2015/9/8/chartex" xmlns:cx2="http://schemas.microsoft.com/office/drawing/2015/10/21/chartex" xmlns:cx3="http://schemas.microsoft.com/office/drawing/2016/5/9/chartex" xmlns:cx4="http://schemas.microsoft.com/office/drawing/2016/5/10/chartex" xmlns:cx5="http://schemas.microsoft.com/office/drawing/2016/5/11/chartex" xmlns:cx6="http://schemas.microsoft.com/office/drawing/2016/5/12/chartex" xmlns:cx7="http://schemas.microsoft.com/office/drawing/2016/5/13/chartex" xmlns:cx8="http://schemas.microsoft.com/office/drawing/2016/5/14/chartex" xmlns:mc="http://schemas.openxmlformats.org/markup-compatibility/2006" xmlns:aink="http://schemas.microsoft.com/office/drawing/2016/ink" xmlns:am3d="http://schemas.microsoft.com/office/drawing/2017/model3d" xmlns:o="urn:schemas-microsoft-com:office:office" xmlns:oel="http://schemas.microsoft.com/office/2019/extlst" xmlns:r="http://schemas.openxmlformats.org/officeDocument/2006/relationships" xmlns:m="http://schemas.openxmlformats.org/officeDocument/2006/math" xmlns:v="urn:schemas-microsoft-com:vml" xmlns:wp14="http://schemas.microsoft.com/office/word/2010/wordprocessingDrawing" xmlns:wp="http://schemas.openxmlformats.org/drawingml/2006/wordprocessingDrawing" xmlns:w10="urn:schemas-microsoft-com:office:word" xmlns:w="http://schemas.openxmlformats.org/wordprocessingml/2006/main" xmlns:w14="http://schemas.microsoft.com/office/word/2010/wordml" xmlns:w15="http://schemas.microsoft.com/office/word/2012/wordml" xmlns:w16cex="http://schemas.microsoft.com/office/word/2018/wordml/cex" xmlns:w16cid="http://schemas.microsoft.com/office/word/2016/wordml/cid" xmlns:w16="http://schemas.microsoft.com/office/word/2018/wordml" xmlns:w16du="http://schemas.microsoft.com/office/word/2023/wordml/word16du" xmlns:w16sdtdh="http://schemas.microsoft.com/office/word/2020/wordml/sdtdatahash" xmlns:w16se="http://schemas.microsoft.com/office/word/2015/wordml/symex" xmlns:wpg="http://schemas.microsoft.com/office/word/2010/wordprocessingGroup" xmlns:wpi="http://schemas.microsoft.com/office/word/2010/wordprocessingInk" xmlns:wne="http://schemas.microsoft.com/office/word/2006/wordml" xmlns:wps="http://schemas.microsoft.com/office/word/2010/wordprocessingShape" mc:Ignorable="w14 w15 w16se w16cid w16 w16cex w16sdtdh w16du wp14">
   <w:sdt>
     <w:sdtPr>
       <w:id w:val="1151948286"/>
@@ -1111,10 +1155,11 @@
         <w:docPartUnique/>
       </w:docPartObj>
     </w:sdtPr>
+    <w:sdtEndPr/>
     <w:sdtContent>
       <w:p>
         <w:pPr>
-          <w:pStyle w:val="Zpat"/>
+          <w:pStyle w:val="a8"/>
           <w:jc w:val="right"/>
         </w:pPr>
         <w:r>
@@ -1137,14 +1182,14 @@
   </w:sdt>
   <w:p>
     <w:pPr>
-      <w:pStyle w:val="Zpat"/>
+      <w:pStyle w:val="a8"/>
     </w:pPr>
   </w:p>
 </w:ftr>
 </file>
 
 <file path=word/footnotes.xml><?xml version="1.0" encoding="utf-8"?>
-<w:footnotes xmlns:wpc="http://schemas.microsoft.com/office/word/2010/wordprocessingCanvas" xmlns:cx="http://schemas.microsoft.com/office/drawing/2014/chartex" xmlns:cx1="http://schemas.microsoft.com/office/drawing/2015/9/8/chartex" xmlns:cx2="http://schemas.microsoft.com/office/drawing/2015/10/21/chartex" xmlns:cx3="http://schemas.microsoft.com/office/drawing/2016/5/9/chartex" xmlns:cx4="http://schemas.microsoft.com/office/drawing/2016/5/10/chartex" xmlns:cx5="http://schemas.microsoft.com/office/drawing/2016/5/11/chartex" xmlns:cx6="http://schemas.microsoft.com/office/drawing/2016/5/12/chartex" xmlns:cx7="http://schemas.microsoft.com/office/drawing/2016/5/13/chartex" xmlns:cx8="http://schemas.microsoft.com/office/drawing/2016/5/14/chartex" xmlns:mc="http://schemas.openxmlformats.org/markup-compatibility/2006" xmlns:aink="http://schemas.microsoft.com/office/drawing/2016/ink" xmlns:am3d="http://schemas.microsoft.com/office/drawing/2017/model3d" xmlns:o="urn:schemas-microsoft-com:office:office" xmlns:oel="http://schemas.microsoft.com/office/2019/extlst" xmlns:r="http://schemas.openxmlformats.org/officeDocument/2006/relationships" xmlns:m="http://schemas.openxmlformats.org/officeDocument/2006/math" xmlns:v="urn:schemas-microsoft-com:vml" xmlns:wp14="http://schemas.microsoft.com/office/word/2010/wordprocessingDrawing" xmlns:wp="http://schemas.openxmlformats.org/drawingml/2006/wordprocessingDrawing" xmlns:w10="urn:schemas-microsoft-com:office:word" xmlns:w="http://schemas.openxmlformats.org/wordprocessingml/2006/main" xmlns:w14="http://schemas.microsoft.com/office/word/2010/wordml" xmlns:w15="http://schemas.microsoft.com/office/word/2012/wordml" xmlns:w16cex="http://schemas.microsoft.com/office/word/2018/wordml/cex" xmlns:w16cid="http://schemas.microsoft.com/office/word/2016/wordml/cid" xmlns:w16="http://schemas.microsoft.com/office/word/2018/wordml" xmlns:w16sdtdh="http://schemas.microsoft.com/office/word/2020/wordml/sdtdatahash" xmlns:w16se="http://schemas.microsoft.com/office/word/2015/wordml/symex" xmlns:wpg="http://schemas.microsoft.com/office/word/2010/wordprocessingGroup" xmlns:wpi="http://schemas.microsoft.com/office/word/2010/wordprocessingInk" xmlns:wne="http://schemas.microsoft.com/office/word/2006/wordml" xmlns:wps="http://schemas.microsoft.com/office/word/2010/wordprocessingShape" mc:Ignorable="w14 w15 w16se w16cid w16 w16cex w16sdtdh wp14">
+<w:footnotes xmlns:wpc="http://schemas.microsoft.com/office/word/2010/wordprocessingCanvas" xmlns:cx="http://schemas.microsoft.com/office/drawing/2014/chartex" xmlns:cx1="http://schemas.microsoft.com/office/drawing/2015/9/8/chartex" xmlns:cx2="http://schemas.microsoft.com/office/drawing/2015/10/21/chartex" xmlns:cx3="http://schemas.microsoft.com/office/drawing/2016/5/9/chartex" xmlns:cx4="http://schemas.microsoft.com/office/drawing/2016/5/10/chartex" xmlns:cx5="http://schemas.microsoft.com/office/drawing/2016/5/11/chartex" xmlns:cx6="http://schemas.microsoft.com/office/drawing/2016/5/12/chartex" xmlns:cx7="http://schemas.microsoft.com/office/drawing/2016/5/13/chartex" xmlns:cx8="http://schemas.microsoft.com/office/drawing/2016/5/14/chartex" xmlns:mc="http://schemas.openxmlformats.org/markup-compatibility/2006" xmlns:aink="http://schemas.microsoft.com/office/drawing/2016/ink" xmlns:am3d="http://schemas.microsoft.com/office/drawing/2017/model3d" xmlns:o="urn:schemas-microsoft-com:office:office" xmlns:oel="http://schemas.microsoft.com/office/2019/extlst" xmlns:r="http://schemas.openxmlformats.org/officeDocument/2006/relationships" xmlns:m="http://schemas.openxmlformats.org/officeDocument/2006/math" xmlns:v="urn:schemas-microsoft-com:vml" xmlns:wp14="http://schemas.microsoft.com/office/word/2010/wordprocessingDrawing" xmlns:wp="http://schemas.openxmlformats.org/drawingml/2006/wordprocessingDrawing" xmlns:w10="urn:schemas-microsoft-com:office:word" xmlns:w="http://schemas.openxmlformats.org/wordprocessingml/2006/main" xmlns:w14="http://schemas.microsoft.com/office/word/2010/wordml" xmlns:w15="http://schemas.microsoft.com/office/word/2012/wordml" xmlns:w16cex="http://schemas.microsoft.com/office/word/2018/wordml/cex" xmlns:w16cid="http://schemas.microsoft.com/office/word/2016/wordml/cid" xmlns:w16="http://schemas.microsoft.com/office/word/2018/wordml" xmlns:w16du="http://schemas.microsoft.com/office/word/2023/wordml/word16du" xmlns:w16sdtdh="http://schemas.microsoft.com/office/word/2020/wordml/sdtdatahash" xmlns:w16se="http://schemas.microsoft.com/office/word/2015/wordml/symex" xmlns:wpg="http://schemas.microsoft.com/office/word/2010/wordprocessingGroup" xmlns:wpi="http://schemas.microsoft.com/office/word/2010/wordprocessingInk" xmlns:wne="http://schemas.microsoft.com/office/word/2006/wordml" xmlns:wps="http://schemas.microsoft.com/office/word/2010/wordprocessingShape" mc:Ignorable="w14 w15 w16se w16cid w16 w16cex w16sdtdh w16du wp14">
   <w:footnote w:type="separator" w:id="-1">
     <w:p>
       <w:pPr>
@@ -1169,7 +1214,7 @@
 </file>
 
 <file path=word/numbering.xml><?xml version="1.0" encoding="utf-8"?>
-<w:numbering xmlns:wpc="http://schemas.microsoft.com/office/word/2010/wordprocessingCanvas" xmlns:cx="http://schemas.microsoft.com/office/drawing/2014/chartex" xmlns:cx1="http://schemas.microsoft.com/office/drawing/2015/9/8/chartex" xmlns:cx2="http://schemas.microsoft.com/office/drawing/2015/10/21/chartex" xmlns:cx3="http://schemas.microsoft.com/office/drawing/2016/5/9/chartex" xmlns:cx4="http://schemas.microsoft.com/office/drawing/2016/5/10/chartex" xmlns:cx5="http://schemas.microsoft.com/office/drawing/2016/5/11/chartex" xmlns:cx6="http://schemas.microsoft.com/office/drawing/2016/5/12/chartex" xmlns:cx7="http://schemas.microsoft.com/office/drawing/2016/5/13/chartex" xmlns:cx8="http://schemas.microsoft.com/office/drawing/2016/5/14/chartex" xmlns:mc="http://schemas.openxmlformats.org/markup-compatibility/2006" xmlns:aink="http://schemas.microsoft.com/office/drawing/2016/ink" xmlns:am3d="http://schemas.microsoft.com/office/drawing/2017/model3d" xmlns:o="urn:schemas-microsoft-com:office:office" xmlns:oel="http://schemas.microsoft.com/office/2019/extlst" xmlns:r="http://schemas.openxmlformats.org/officeDocument/2006/relationships" xmlns:m="http://schemas.openxmlformats.org/officeDocument/2006/math" xmlns:v="urn:schemas-microsoft-com:vml" xmlns:wp14="http://schemas.microsoft.com/office/word/2010/wordprocessingDrawing" xmlns:wp="http://schemas.openxmlformats.org/drawingml/2006/wordprocessingDrawing" xmlns:w10="urn:schemas-microsoft-com:office:word" xmlns:w="http://schemas.openxmlformats.org/wordprocessingml/2006/main" xmlns:w14="http://schemas.microsoft.com/office/word/2010/wordml" xmlns:w15="http://schemas.microsoft.com/office/word/2012/wordml" xmlns:w16cex="http://schemas.microsoft.com/office/word/2018/wordml/cex" xmlns:w16cid="http://schemas.microsoft.com/office/word/2016/wordml/cid" xmlns:w16="http://schemas.microsoft.com/office/word/2018/wordml" xmlns:w16sdtdh="http://schemas.microsoft.com/office/word/2020/wordml/sdtdatahash" xmlns:w16se="http://schemas.microsoft.com/office/word/2015/wordml/symex" xmlns:wpg="http://schemas.microsoft.com/office/word/2010/wordprocessingGroup" xmlns:wpi="http://schemas.microsoft.com/office/word/2010/wordprocessingInk" xmlns:wne="http://schemas.microsoft.com/office/word/2006/wordml" xmlns:wps="http://schemas.microsoft.com/office/word/2010/wordprocessingShape" mc:Ignorable="w14 w15 w16se w16cid w16 w16cex w16sdtdh wp14">
+<w:numbering xmlns:wpc="http://schemas.microsoft.com/office/word/2010/wordprocessingCanvas" xmlns:cx="http://schemas.microsoft.com/office/drawing/2014/chartex" xmlns:cx1="http://schemas.microsoft.com/office/drawing/2015/9/8/chartex" xmlns:cx2="http://schemas.microsoft.com/office/drawing/2015/10/21/chartex" xmlns:cx3="http://schemas.microsoft.com/office/drawing/2016/5/9/chartex" xmlns:cx4="http://schemas.microsoft.com/office/drawing/2016/5/10/chartex" xmlns:cx5="http://schemas.microsoft.com/office/drawing/2016/5/11/chartex" xmlns:cx6="http://schemas.microsoft.com/office/drawing/2016/5/12/chartex" xmlns:cx7="http://schemas.microsoft.com/office/drawing/2016/5/13/chartex" xmlns:cx8="http://schemas.microsoft.com/office/drawing/2016/5/14/chartex" xmlns:mc="http://schemas.openxmlformats.org/markup-compatibility/2006" xmlns:aink="http://schemas.microsoft.com/office/drawing/2016/ink" xmlns:am3d="http://schemas.microsoft.com/office/drawing/2017/model3d" xmlns:o="urn:schemas-microsoft-com:office:office" xmlns:oel="http://schemas.microsoft.com/office/2019/extlst" xmlns:r="http://schemas.openxmlformats.org/officeDocument/2006/relationships" xmlns:m="http://schemas.openxmlformats.org/officeDocument/2006/math" xmlns:v="urn:schemas-microsoft-com:vml" xmlns:wp14="http://schemas.microsoft.com/office/word/2010/wordprocessingDrawing" xmlns:wp="http://schemas.openxmlformats.org/drawingml/2006/wordprocessingDrawing" xmlns:w10="urn:schemas-microsoft-com:office:word" xmlns:w="http://schemas.openxmlformats.org/wordprocessingml/2006/main" xmlns:w14="http://schemas.microsoft.com/office/word/2010/wordml" xmlns:w15="http://schemas.microsoft.com/office/word/2012/wordml" xmlns:w16cex="http://schemas.microsoft.com/office/word/2018/wordml/cex" xmlns:w16cid="http://schemas.microsoft.com/office/word/2016/wordml/cid" xmlns:w16="http://schemas.microsoft.com/office/word/2018/wordml" xmlns:w16du="http://schemas.microsoft.com/office/word/2023/wordml/word16du" xmlns:w16sdtdh="http://schemas.microsoft.com/office/word/2020/wordml/sdtdatahash" xmlns:w16se="http://schemas.microsoft.com/office/word/2015/wordml/symex" xmlns:wpg="http://schemas.microsoft.com/office/word/2010/wordprocessingGroup" xmlns:wpi="http://schemas.microsoft.com/office/word/2010/wordprocessingInk" xmlns:wne="http://schemas.microsoft.com/office/word/2006/wordml" xmlns:wps="http://schemas.microsoft.com/office/word/2010/wordprocessingShape" mc:Ignorable="w14 w15 w16se w16cid w16 w16cex w16sdtdh w16du wp14">
   <w:abstractNum w:abstractNumId="0" w15:restartNumberingAfterBreak="0">
     <w:nsid w:val="118B3C99"/>
     <w:multiLevelType w:val="hybridMultilevel"/>
@@ -1473,7 +1518,7 @@
 </file>
 
 <file path=word/styles.xml><?xml version="1.0" encoding="utf-8"?>
-<w:styles xmlns:mc="http://schemas.openxmlformats.org/markup-compatibility/2006" xmlns:r="http://schemas.openxmlformats.org/officeDocument/2006/relationships" xmlns:w="http://schemas.openxmlformats.org/wordprocessingml/2006/main" xmlns:w14="http://schemas.microsoft.com/office/word/2010/wordml" xmlns:w15="http://schemas.microsoft.com/office/word/2012/wordml" xmlns:w16cex="http://schemas.microsoft.com/office/word/2018/wordml/cex" xmlns:w16cid="http://schemas.microsoft.com/office/word/2016/wordml/cid" xmlns:w16="http://schemas.microsoft.com/office/word/2018/wordml" xmlns:w16sdtdh="http://schemas.microsoft.com/office/word/2020/wordml/sdtdatahash" xmlns:w16se="http://schemas.microsoft.com/office/word/2015/wordml/symex" mc:Ignorable="w14 w15 w16se w16cid w16 w16cex w16sdtdh">
+<w:styles xmlns:mc="http://schemas.openxmlformats.org/markup-compatibility/2006" xmlns:r="http://schemas.openxmlformats.org/officeDocument/2006/relationships" xmlns:w="http://schemas.openxmlformats.org/wordprocessingml/2006/main" xmlns:w14="http://schemas.microsoft.com/office/word/2010/wordml" xmlns:w15="http://schemas.microsoft.com/office/word/2012/wordml" xmlns:w16cex="http://schemas.microsoft.com/office/word/2018/wordml/cex" xmlns:w16cid="http://schemas.microsoft.com/office/word/2016/wordml/cid" xmlns:w16="http://schemas.microsoft.com/office/word/2018/wordml" xmlns:w16du="http://schemas.microsoft.com/office/word/2023/wordml/word16du" xmlns:w16sdtdh="http://schemas.microsoft.com/office/word/2020/wordml/sdtdatahash" xmlns:w16se="http://schemas.microsoft.com/office/word/2015/wordml/symex" mc:Ignorable="w14 w15 w16se w16cid w16 w16cex w16sdtdh w16du">
   <w:docDefaults>
     <w:rPrDefault>
       <w:rPr>
@@ -1869,15 +1914,15 @@
     <w:lsdException w:name="Unresolved Mention" w:semiHidden="1" w:unhideWhenUsed="1"/>
     <w:lsdException w:name="Smart Link" w:semiHidden="1" w:unhideWhenUsed="1"/>
   </w:latentStyles>
-  <w:style w:type="paragraph" w:default="1" w:styleId="Normln">
+  <w:style w:type="paragraph" w:default="1" w:styleId="a">
     <w:name w:val="Normal"/>
     <w:qFormat/>
   </w:style>
-  <w:style w:type="paragraph" w:styleId="Nadpis1">
+  <w:style w:type="paragraph" w:styleId="1">
     <w:name w:val="heading 1"/>
-    <w:basedOn w:val="Normln"/>
-    <w:next w:val="Normln"/>
-    <w:link w:val="Nadpis1Char"/>
+    <w:basedOn w:val="a"/>
+    <w:next w:val="a"/>
+    <w:link w:val="10"/>
     <w:uiPriority w:val="9"/>
     <w:qFormat/>
     <w:rsid w:val="004F0FB4"/>
@@ -1894,13 +1939,13 @@
       <w:szCs w:val="32"/>
     </w:rPr>
   </w:style>
-  <w:style w:type="character" w:default="1" w:styleId="Standardnpsmoodstavce">
+  <w:style w:type="character" w:default="1" w:styleId="a0">
     <w:name w:val="Default Paragraph Font"/>
     <w:uiPriority w:val="1"/>
     <w:semiHidden/>
     <w:unhideWhenUsed/>
   </w:style>
-  <w:style w:type="table" w:default="1" w:styleId="Normlntabulka">
+  <w:style w:type="table" w:default="1" w:styleId="a1">
     <w:name w:val="Normal Table"/>
     <w:uiPriority w:val="99"/>
     <w:semiHidden/>
@@ -1915,16 +1960,16 @@
       </w:tblCellMar>
     </w:tblPr>
   </w:style>
-  <w:style w:type="numbering" w:default="1" w:styleId="Bezseznamu">
+  <w:style w:type="numbering" w:default="1" w:styleId="a2">
     <w:name w:val="No List"/>
     <w:uiPriority w:val="99"/>
     <w:semiHidden/>
     <w:unhideWhenUsed/>
   </w:style>
-  <w:style w:type="character" w:customStyle="1" w:styleId="Nadpis1Char">
-    <w:name w:val="Nadpis 1 Char"/>
-    <w:basedOn w:val="Standardnpsmoodstavce"/>
-    <w:link w:val="Nadpis1"/>
+  <w:style w:type="character" w:customStyle="1" w:styleId="10">
+    <w:name w:val="Заголовок 1 Знак"/>
+    <w:basedOn w:val="a0"/>
+    <w:link w:val="1"/>
     <w:uiPriority w:val="9"/>
     <w:rsid w:val="004F0FB4"/>
     <w:rPr>
@@ -1934,10 +1979,10 @@
       <w:szCs w:val="32"/>
     </w:rPr>
   </w:style>
-  <w:style w:type="paragraph" w:styleId="Nadpisobsahu">
+  <w:style w:type="paragraph" w:styleId="a3">
     <w:name w:val="TOC Heading"/>
-    <w:basedOn w:val="Nadpis1"/>
-    <w:next w:val="Normln"/>
+    <w:basedOn w:val="1"/>
+    <w:next w:val="a"/>
     <w:uiPriority w:val="39"/>
     <w:unhideWhenUsed/>
     <w:qFormat/>
@@ -1951,10 +1996,10 @@
       <w14:ligatures w14:val="none"/>
     </w:rPr>
   </w:style>
-  <w:style w:type="paragraph" w:styleId="Obsah1">
+  <w:style w:type="paragraph" w:styleId="11">
     <w:name w:val="toc 1"/>
-    <w:basedOn w:val="Normln"/>
-    <w:next w:val="Normln"/>
+    <w:basedOn w:val="a"/>
+    <w:next w:val="a"/>
     <w:autoRedefine/>
     <w:uiPriority w:val="39"/>
     <w:unhideWhenUsed/>
@@ -1969,9 +2014,9 @@
       <w:noProof/>
     </w:rPr>
   </w:style>
-  <w:style w:type="character" w:styleId="Hypertextovodkaz">
+  <w:style w:type="character" w:styleId="a4">
     <w:name w:val="Hyperlink"/>
-    <w:basedOn w:val="Standardnpsmoodstavce"/>
+    <w:basedOn w:val="a0"/>
     <w:uiPriority w:val="99"/>
     <w:unhideWhenUsed/>
     <w:rsid w:val="004F0FB4"/>
@@ -1980,9 +2025,9 @@
       <w:u w:val="single"/>
     </w:rPr>
   </w:style>
-  <w:style w:type="paragraph" w:styleId="Odstavecseseznamem">
+  <w:style w:type="paragraph" w:styleId="a5">
     <w:name w:val="List Paragraph"/>
-    <w:basedOn w:val="Normln"/>
+    <w:basedOn w:val="a"/>
     <w:uiPriority w:val="34"/>
     <w:qFormat/>
     <w:rsid w:val="00B05A83"/>
@@ -1991,10 +2036,10 @@
       <w:contextualSpacing/>
     </w:pPr>
   </w:style>
-  <w:style w:type="paragraph" w:styleId="Zhlav">
+  <w:style w:type="paragraph" w:styleId="a6">
     <w:name w:val="header"/>
-    <w:basedOn w:val="Normln"/>
-    <w:link w:val="ZhlavChar"/>
+    <w:basedOn w:val="a"/>
+    <w:link w:val="a7"/>
     <w:uiPriority w:val="99"/>
     <w:unhideWhenUsed/>
     <w:rsid w:val="00040CFB"/>
@@ -2006,17 +2051,17 @@
       <w:spacing w:after="0" w:line="240" w:lineRule="auto"/>
     </w:pPr>
   </w:style>
-  <w:style w:type="character" w:customStyle="1" w:styleId="ZhlavChar">
-    <w:name w:val="Záhlaví Char"/>
-    <w:basedOn w:val="Standardnpsmoodstavce"/>
-    <w:link w:val="Zhlav"/>
+  <w:style w:type="character" w:customStyle="1" w:styleId="a7">
+    <w:name w:val="Верхний колонтитул Знак"/>
+    <w:basedOn w:val="a0"/>
+    <w:link w:val="a6"/>
     <w:uiPriority w:val="99"/>
     <w:rsid w:val="00040CFB"/>
   </w:style>
-  <w:style w:type="paragraph" w:styleId="Zpat">
+  <w:style w:type="paragraph" w:styleId="a8">
     <w:name w:val="footer"/>
-    <w:basedOn w:val="Normln"/>
-    <w:link w:val="ZpatChar"/>
+    <w:basedOn w:val="a"/>
+    <w:link w:val="a9"/>
     <w:uiPriority w:val="99"/>
     <w:unhideWhenUsed/>
     <w:rsid w:val="00040CFB"/>
@@ -2028,10 +2073,10 @@
       <w:spacing w:after="0" w:line="240" w:lineRule="auto"/>
     </w:pPr>
   </w:style>
-  <w:style w:type="character" w:customStyle="1" w:styleId="ZpatChar">
-    <w:name w:val="Zápatí Char"/>
-    <w:basedOn w:val="Standardnpsmoodstavce"/>
-    <w:link w:val="Zpat"/>
+  <w:style w:type="character" w:customStyle="1" w:styleId="a9">
+    <w:name w:val="Нижний колонтитул Знак"/>
+    <w:basedOn w:val="a0"/>
+    <w:link w:val="a8"/>
     <w:uiPriority w:val="99"/>
     <w:rsid w:val="00040CFB"/>
   </w:style>
